--- a/التعليق_على_حكم_قضائي/تعليق_على_حكم_دبي_504_لسنة_2023_مدني.docx
+++ b/التعليق_على_حكم_قضائي/تعليق_على_حكم_دبي_504_لسنة_2023_مدني.docx
@@ -59,24 +59,6 @@
     <w:p>
       <w:pPr>
         <w:bidi/>
-        <w:spacing w:after="60" w:line="360"/>
-        <w:jc w:val="right"/>
-      </w:pPr>
-      <w:r>
-        <w:rPr>
-          <w:rFonts w:ascii="Sakkal Majalla" w:cs="Sakkal Majalla" w:eastAsia="Sakkal Majalla" w:hAnsi="Sakkal Majalla"/>
-          <w:b/>
-          <w:bCs/>
-          <w:sz w:val="28"/>
-          <w:szCs w:val="28"/>
-          <w:rtl/>
-        </w:rPr>
-        <w:t xml:space="preserve">الرقم الجامعي:</w:t>
-      </w:r>
-    </w:p>
-    <w:p>
-      <w:pPr>
-        <w:bidi/>
         <w:spacing w:after="240" w:line="360"/>
         <w:jc w:val="right"/>
       </w:pPr>
@@ -89,7 +71,7 @@
           <w:szCs w:val="28"/>
           <w:rtl/>
         </w:rPr>
-        <w:t xml:space="preserve">المساق:</w:t>
+        <w:t xml:space="preserve">الرقم الجامعي:</w:t>
       </w:r>
     </w:p>
     <w:p>
@@ -1137,7 +1119,7 @@
           <w:szCs w:val="28"/>
           <w:rtl/>
         </w:rPr>
-        <w:t xml:space="preserve">فالعقد أُرسل ووافق عليه الطرفان عبر تطبيق واتساب، وكان المرسوم بقانون اتحادي رقم 46 لسنة 2021 بشأن المعاملات الإلكترونية وخدمات الثقة نافذاً وقت التعاقد في يوليو 2022. كما كان قانون الإثبات الصادر بالمرسوم بقانون اتحادي رقم 35 لسنة 2022 نافذاً وقت قيد الدعوى، وهو يعدّ المراسلات الإلكترونية دليلاً إلكترونياً (المادة 54) له حكم الإثبات بالكتابة (المادة 55).</w:t>
+        <w:t xml:space="preserve">فالعقد أُرسل ووافق عليه الطرفان عبر تطبيق واتساب، وكان المرسوم بقانون اتحادي رقم 46 لسنة 2021 بشأن المعاملات الإلكترونية وخدمات الثقة نافذاً وقت التعاقد في يوليو 2022، وهو يجيز التعبير عن الإيجاب والقبول بشكل إلكتروني (المادة 10/1)، ويقرر أن المستند الإلكتروني لا يفقد حجيته القانونية أو قابليته للتنفيذ لكونه في شكل إلكتروني (المادة 5/1). كما كان قانون الإثبات الصادر بالمرسوم بقانون اتحادي رقم 35 لسنة 2022 نافذاً وقت قيد الدعوى، وهو يعدّ المراسلات الإلكترونية دليلاً إلكترونياً (المادة 54) له حكم الإثبات بالكتابة (المادة 55).</w:t>
       </w:r>
     </w:p>
     <w:p>
@@ -1344,7 +1326,7 @@
                 <w:szCs w:val="24"/>
                 <w:rtl/>
               </w:rPr>
-              <w:t xml:space="preserve">جواز التعبير عن الإيجاب والقبول بالمراسلات الإلكترونية وفق المرسوم بقانون 46 لسنة 2021</w:t>
+              <w:t xml:space="preserve">المادة 10/1 من المرسوم بقانون 46 لسنة 2021: يجوز التعبير عن الإيجاب والقبول بشكل إلكتروني</w:t>
             </w:r>
           </w:p>
         </w:tc>
@@ -1942,7 +1924,7 @@
           <w:szCs w:val="28"/>
           <w:rtl/>
         </w:rPr>
-        <w:t xml:space="preserve">لاختبار مدى اتساق هذا الحكم مع اتجاه القضاء الإماراتي في المنازعات الناشئة عن التعاقد عبر تطبيقات المحادثة، يمكن مقارنته بحكمين حديثين نُشرت أسبابهما:</w:t>
+        <w:t xml:space="preserve">لاختبار مدى اتساق هذا الحكم مع اتجاه القضاء الإماراتي في التعامل مع التعاقد والإثبات بالوسائل الإلكترونية، يمكن مقارنته بحكم صادر عن أعلى محكمة في الإمارة ذاتها، وبحكم آخر من محاكم دبي في نزاع مماثل:</w:t>
       </w:r>
     </w:p>
     <w:p>
@@ -1974,7 +1956,7 @@
           <w:szCs w:val="28"/>
           <w:rtl/>
         </w:rPr>
-        <w:t xml:space="preserve">حكم المحكمة المدنية الابتدائية في دبي في نزاع على بيع مركبة ولوحة مميزة بمبلغ 1.3 مليون درهم، نُشر ملخصه في صحيفة الإمارات اليوم بتاريخ 23 أغسطس 2026. وقد انعقد البيع برسالة واتساب من المشتري يسأل فيها "هل يوجد تأكيد؟" فرد البائع "نعم.. تم التأكيد"، ثم سدّد المشتري الثمن بشيك صُرف في اليوم التالي.</w:t>
+        <w:t xml:space="preserve">حكم محكمة التمييز بدبي في الطعنين رقمي 227 و246 لسنة 2025 تجاري، جلسة 1 مايو 2025. وقد صدر في نزاع بين شركة توصيل طلبات وشركتين لتأجير المركبات، احتجت فيه المستأجرة برسائل واتساب والبريد الإلكتروني لإثبات سدادها، واحتجت المؤجرتان بسجلاتهما المحاسبية المحوسبة وبتقارير فحص موقعة. فقررت المحكمة أن للمعلومات الواردة في الرسالة الإلكترونية حجيتها متى أتيح الاطلاع عليها ضمن السجل الإلكتروني للمنشأة، وأن المعلومات المستقاة من الحاسب الآلي تعد دفاتر تجارية حجة للتاجر على خصمه التاجر ما لم ينقضها.</w:t>
       </w:r>
     </w:p>
     <w:p>
@@ -2006,7 +1988,7 @@
           <w:szCs w:val="28"/>
           <w:rtl/>
         </w:rPr>
-        <w:t xml:space="preserve">حكم محكمة العين للدعاوى المدنية والتجارية والإدارية في نزاع على مقدم ثمن مركبة قدره 10000 درهم، نُشر ملخصه في صحيفة الإمارات اليوم بتاريخ 11 أغسطس 2026. وقد قضت المحكمة بفسخ العقد الشفوي ورد المقدم، لأن البائع أخفى المسافة الحقيقية المقطوعة وحوادث المركبة.</w:t>
+        <w:t xml:space="preserve">حكم المحكمة المدنية الابتدائية في دبي في نزاع على بيع مركبة ولوحة مميزة بمبلغ 1.3 مليون درهم، المنشور ملخصه في صحيفة الإمارات اليوم بتاريخ 23 أغسطس 2026. وقد انعقد البيع برسالة واتساب من المشتري يسأل فيها "هل يوجد تأكيد؟" فرد البائع "نعم.. تم التأكيد"، فقضت المحكمة بانعقاد العقد وألزمت البائع بالتسليم بعد أن ندبت خبير تقنية معلومات أثبت صحة الرسائل.</w:t>
       </w:r>
     </w:p>
     <w:p>
@@ -2041,8 +2023,8 @@
       <w:tblGrid>
         <w:gridCol w:w="2600"/>
         <w:gridCol w:w="2600"/>
-        <w:gridCol w:w="2500"/>
-        <w:gridCol w:w="1900"/>
+        <w:gridCol w:w="2600"/>
+        <w:gridCol w:w="1800"/>
       </w:tblGrid>
       <w:tr>
         <w:trPr>
@@ -2081,7 +2063,7 @@
                 <w:szCs w:val="24"/>
                 <w:rtl/>
               </w:rPr>
-              <w:t xml:space="preserve">حكم العين (مقدم 10000 درهم)</w:t>
+              <w:t xml:space="preserve">دبي الابتدائية (مركبة 1.3 مليون درهم)</w:t>
             </w:r>
           </w:p>
         </w:tc>
@@ -2117,13 +2099,13 @@
                 <w:szCs w:val="24"/>
                 <w:rtl/>
               </w:rPr>
-              <w:t xml:space="preserve">حكم دبي (مركبة 1.3 مليون درهم)</w:t>
+              <w:t xml:space="preserve">تمييز دبي (227 و246/2025 تجاري)</w:t>
             </w:r>
           </w:p>
         </w:tc>
         <w:tc>
           <w:tcPr>
-            <w:tcW w:type="dxa" w:w="2500"/>
+            <w:tcW w:type="dxa" w:w="2600"/>
             <w:tcBorders>
               <w:top w:val="single" w:color="8EA9DB" w:sz="4"/>
               <w:left w:val="single" w:color="8EA9DB" w:sz="4"/>
@@ -2153,13 +2135,13 @@
                 <w:szCs w:val="24"/>
                 <w:rtl/>
               </w:rPr>
-              <w:t xml:space="preserve">حكم دبي (504 لسنة 2023 مدني)</w:t>
+              <w:t xml:space="preserve">الحكم محل التعليق (دبي الابتدائية 504/2023)</w:t>
             </w:r>
           </w:p>
         </w:tc>
         <w:tc>
           <w:tcPr>
-            <w:tcW w:type="dxa" w:w="1900"/>
+            <w:tcW w:type="dxa" w:w="1800"/>
             <w:tcBorders>
               <w:top w:val="single" w:color="8EA9DB" w:sz="4"/>
               <w:left w:val="single" w:color="8EA9DB" w:sz="4"/>
@@ -2229,7 +2211,7 @@
                 <w:szCs w:val="24"/>
                 <w:rtl/>
               </w:rPr>
-              <w:t xml:space="preserve">اتفاق شفوي ومراسلات هاتفية</w:t>
+              <w:t xml:space="preserve">بائع ومشترٍ من الأفراد</w:t>
             </w:r>
           </w:p>
         </w:tc>
@@ -2263,117 +2245,7 @@
                 <w:szCs w:val="24"/>
                 <w:rtl/>
               </w:rPr>
-              <w:t xml:space="preserve">رسائل واتساب متبادلة</w:t>
-            </w:r>
-          </w:p>
-        </w:tc>
-        <w:tc>
-          <w:tcPr>
-            <w:tcW w:type="dxa" w:w="2500"/>
-            <w:tcBorders>
-              <w:top w:val="single" w:color="8EA9DB" w:sz="4"/>
-              <w:left w:val="single" w:color="8EA9DB" w:sz="4"/>
-              <w:bottom w:val="single" w:color="8EA9DB" w:sz="4"/>
-              <w:right w:val="single" w:color="8EA9DB" w:sz="4"/>
-            </w:tcBorders>
-            <w:tcMar>
-              <w:top w:type="dxa" w:w="60"/>
-              <w:left w:type="dxa" w:w="100"/>
-              <w:bottom w:type="dxa" w:w="60"/>
-              <w:right w:type="dxa" w:w="100"/>
-            </w:tcMar>
-          </w:tcPr>
-          <w:p>
-            <w:pPr>
-              <w:bidi/>
-              <w:spacing w:after="0" w:line="276"/>
-              <w:jc w:val="right"/>
-            </w:pPr>
-            <w:r>
-              <w:rPr>
-                <w:rFonts w:ascii="Sakkal Majalla" w:cs="Sakkal Majalla" w:eastAsia="Sakkal Majalla" w:hAnsi="Sakkal Majalla"/>
-                <w:b w:val="false"/>
-                <w:sz w:val="24"/>
-                <w:szCs w:val="24"/>
-                <w:rtl/>
-              </w:rPr>
-              <w:t xml:space="preserve">عرض سعر وعقد مرسلان عبر واتساب</w:t>
-            </w:r>
-          </w:p>
-        </w:tc>
-        <w:tc>
-          <w:tcPr>
-            <w:tcW w:type="dxa" w:w="1900"/>
-            <w:tcBorders>
-              <w:top w:val="single" w:color="8EA9DB" w:sz="4"/>
-              <w:left w:val="single" w:color="8EA9DB" w:sz="4"/>
-              <w:bottom w:val="single" w:color="8EA9DB" w:sz="4"/>
-              <w:right w:val="single" w:color="8EA9DB" w:sz="4"/>
-            </w:tcBorders>
-            <w:shd w:fill="F2F6FC" w:color="auto" w:val="clear"/>
-            <w:tcMar>
-              <w:top w:type="dxa" w:w="60"/>
-              <w:left w:type="dxa" w:w="100"/>
-              <w:bottom w:type="dxa" w:w="60"/>
-              <w:right w:type="dxa" w:w="100"/>
-            </w:tcMar>
-          </w:tcPr>
-          <w:p>
-            <w:pPr>
-              <w:bidi/>
-              <w:spacing w:after="0" w:line="276"/>
-              <w:jc w:val="right"/>
-            </w:pPr>
-            <w:r>
-              <w:rPr>
-                <w:rFonts w:ascii="Sakkal Majalla" w:cs="Sakkal Majalla" w:eastAsia="Sakkal Majalla" w:hAnsi="Sakkal Majalla"/>
-                <w:b/>
-                <w:bCs/>
-                <w:sz w:val="24"/>
-                <w:szCs w:val="24"/>
-                <w:rtl/>
-              </w:rPr>
-              <w:t xml:space="preserve">وسيلة التعاقد</w:t>
-            </w:r>
-          </w:p>
-        </w:tc>
-      </w:tr>
-      <w:tr>
-        <w:trPr>
-          <w:cantSplit/>
-          <w:tblHeader w:val="off"/>
-        </w:trPr>
-        <w:tc>
-          <w:tcPr>
-            <w:tcW w:type="dxa" w:w="2600"/>
-            <w:tcBorders>
-              <w:top w:val="single" w:color="8EA9DB" w:sz="4"/>
-              <w:left w:val="single" w:color="8EA9DB" w:sz="4"/>
-              <w:bottom w:val="single" w:color="8EA9DB" w:sz="4"/>
-              <w:right w:val="single" w:color="8EA9DB" w:sz="4"/>
-            </w:tcBorders>
-            <w:tcMar>
-              <w:top w:type="dxa" w:w="60"/>
-              <w:left w:type="dxa" w:w="100"/>
-              <w:bottom w:type="dxa" w:w="60"/>
-              <w:right w:type="dxa" w:w="100"/>
-            </w:tcMar>
-          </w:tcPr>
-          <w:p>
-            <w:pPr>
-              <w:bidi/>
-              <w:spacing w:after="0" w:line="276"/>
-              <w:jc w:val="right"/>
-            </w:pPr>
-            <w:r>
-              <w:rPr>
-                <w:rFonts w:ascii="Sakkal Majalla" w:cs="Sakkal Majalla" w:eastAsia="Sakkal Majalla" w:hAnsi="Sakkal Majalla"/>
-                <w:b w:val="false"/>
-                <w:sz w:val="24"/>
-                <w:szCs w:val="24"/>
-                <w:rtl/>
-              </w:rPr>
-              <w:t xml:space="preserve">بائع ومشترٍ</w:t>
+              <w:t xml:space="preserve">تاجر وتاجر</w:t>
             </w:r>
           </w:p>
         </w:tc>
@@ -2407,47 +2279,13 @@
                 <w:szCs w:val="24"/>
                 <w:rtl/>
               </w:rPr>
-              <w:t xml:space="preserve">بائع ومشترٍ</w:t>
-            </w:r>
-          </w:p>
-        </w:tc>
-        <w:tc>
-          <w:tcPr>
-            <w:tcW w:type="dxa" w:w="2500"/>
-            <w:tcBorders>
-              <w:top w:val="single" w:color="8EA9DB" w:sz="4"/>
-              <w:left w:val="single" w:color="8EA9DB" w:sz="4"/>
-              <w:bottom w:val="single" w:color="8EA9DB" w:sz="4"/>
-              <w:right w:val="single" w:color="8EA9DB" w:sz="4"/>
-            </w:tcBorders>
-            <w:tcMar>
-              <w:top w:type="dxa" w:w="60"/>
-              <w:left w:type="dxa" w:w="100"/>
-              <w:bottom w:type="dxa" w:w="60"/>
-              <w:right w:type="dxa" w:w="100"/>
-            </w:tcMar>
-          </w:tcPr>
-          <w:p>
-            <w:pPr>
-              <w:bidi/>
-              <w:spacing w:after="0" w:line="276"/>
-              <w:jc w:val="right"/>
-            </w:pPr>
-            <w:r>
-              <w:rPr>
-                <w:rFonts w:ascii="Sakkal Majalla" w:cs="Sakkal Majalla" w:eastAsia="Sakkal Majalla" w:hAnsi="Sakkal Majalla"/>
-                <w:b w:val="false"/>
-                <w:sz w:val="24"/>
-                <w:szCs w:val="24"/>
-                <w:rtl/>
-              </w:rPr>
               <w:t xml:space="preserve">مستهلك ومزوّد خدمة</w:t>
             </w:r>
           </w:p>
         </w:tc>
         <w:tc>
           <w:tcPr>
-            <w:tcW w:type="dxa" w:w="1900"/>
+            <w:tcW w:type="dxa" w:w="1800"/>
             <w:tcBorders>
               <w:top w:val="single" w:color="8EA9DB" w:sz="4"/>
               <w:left w:val="single" w:color="8EA9DB" w:sz="4"/>
@@ -2517,7 +2355,7 @@
                 <w:szCs w:val="24"/>
                 <w:rtl/>
               </w:rPr>
-              <w:t xml:space="preserve">لا، والخلاف في المواصفات</w:t>
+              <w:t xml:space="preserve">رسائل واتساب، ودفع بشيك</w:t>
             </w:r>
           </w:p>
         </w:tc>
@@ -2551,13 +2389,13 @@
                 <w:szCs w:val="24"/>
                 <w:rtl/>
               </w:rPr>
-              <w:t xml:space="preserve">نعم، ودُفع بالصورية</w:t>
+              <w:t xml:space="preserve">رسائل واتساب وبريد إلكتروني وسجلات محاسبية محوسبة</w:t>
             </w:r>
           </w:p>
         </w:tc>
         <w:tc>
           <w:tcPr>
-            <w:tcW w:type="dxa" w:w="2500"/>
+            <w:tcW w:type="dxa" w:w="2600"/>
             <w:tcBorders>
               <w:top w:val="single" w:color="8EA9DB" w:sz="4"/>
               <w:left w:val="single" w:color="8EA9DB" w:sz="4"/>
@@ -2585,13 +2423,13 @@
                 <w:szCs w:val="24"/>
                 <w:rtl/>
               </w:rPr>
-              <w:t xml:space="preserve">لا</w:t>
+              <w:t xml:space="preserve">عقد وعرض سعر عبر واتساب، ودفع بتحويل بنكي</w:t>
             </w:r>
           </w:p>
         </w:tc>
         <w:tc>
           <w:tcPr>
-            <w:tcW w:type="dxa" w:w="1900"/>
+            <w:tcW w:type="dxa" w:w="1800"/>
             <w:tcBorders>
               <w:top w:val="single" w:color="8EA9DB" w:sz="4"/>
               <w:left w:val="single" w:color="8EA9DB" w:sz="4"/>
@@ -2621,7 +2459,7 @@
                 <w:szCs w:val="24"/>
                 <w:rtl/>
               </w:rPr>
-              <w:t xml:space="preserve">هل نوزع في انعقاد العقد؟</w:t>
+              <w:t xml:space="preserve">الوسيلة الإلكترونية</w:t>
             </w:r>
           </w:p>
         </w:tc>
@@ -2661,7 +2499,7 @@
                 <w:szCs w:val="24"/>
                 <w:rtl/>
               </w:rPr>
-              <w:t xml:space="preserve">اكتفت المحكمة بإقرار البائع</w:t>
+              <w:t xml:space="preserve">نعم، ودُفع بالصورية</w:t>
             </w:r>
           </w:p>
         </w:tc>
@@ -2695,13 +2533,13 @@
                 <w:szCs w:val="24"/>
                 <w:rtl/>
               </w:rPr>
-              <w:t xml:space="preserve">ندب خبير تقنية معلومات استخرج المحادثة وأثبت صحتها</w:t>
+              <w:t xml:space="preserve">نعم، تعارضت الأدلة الإلكترونية للطرفين</w:t>
             </w:r>
           </w:p>
         </w:tc>
         <w:tc>
           <w:tcPr>
-            <w:tcW w:type="dxa" w:w="2500"/>
+            <w:tcW w:type="dxa" w:w="2600"/>
             <w:tcBorders>
               <w:top w:val="single" w:color="8EA9DB" w:sz="4"/>
               <w:left w:val="single" w:color="8EA9DB" w:sz="4"/>
@@ -2729,13 +2567,13 @@
                 <w:szCs w:val="24"/>
                 <w:rtl/>
               </w:rPr>
-              <w:t xml:space="preserve">لم يُطلب، لعدم المنازعة</w:t>
+              <w:t xml:space="preserve">لا، واستدل به الطرفان</w:t>
             </w:r>
           </w:p>
         </w:tc>
         <w:tc>
           <w:tcPr>
-            <w:tcW w:type="dxa" w:w="1900"/>
+            <w:tcW w:type="dxa" w:w="1800"/>
             <w:tcBorders>
               <w:top w:val="single" w:color="8EA9DB" w:sz="4"/>
               <w:left w:val="single" w:color="8EA9DB" w:sz="4"/>
@@ -2765,7 +2603,7 @@
                 <w:szCs w:val="24"/>
                 <w:rtl/>
               </w:rPr>
-              <w:t xml:space="preserve">التحقق من الدليل الإلكتروني</w:t>
+              <w:t xml:space="preserve">هل نوزع في الدليل الإلكتروني؟</w:t>
             </w:r>
           </w:p>
         </w:tc>
@@ -2805,7 +2643,7 @@
                 <w:szCs w:val="24"/>
                 <w:rtl/>
               </w:rPr>
-              <w:t xml:space="preserve">المادة 1 من قانون الإثبات 35 لسنة 2022</w:t>
+              <w:t xml:space="preserve">ندبت خبير تقنية معلومات وأثبتت صحة الرسائل</w:t>
             </w:r>
           </w:p>
         </w:tc>
@@ -2839,13 +2677,157 @@
                 <w:szCs w:val="24"/>
                 <w:rtl/>
               </w:rPr>
-              <w:t xml:space="preserve">أحكام الإيجاب والقبول، والتعبير عن الإرادة بالكتابة</w:t>
+              <w:t xml:space="preserve">قررت حجية الرسالة والسجل الإلكتروني صراحة</w:t>
             </w:r>
           </w:p>
         </w:tc>
         <w:tc>
           <w:tcPr>
-            <w:tcW w:type="dxa" w:w="2500"/>
+            <w:tcW w:type="dxa" w:w="2600"/>
+            <w:tcBorders>
+              <w:top w:val="single" w:color="8EA9DB" w:sz="4"/>
+              <w:left w:val="single" w:color="8EA9DB" w:sz="4"/>
+              <w:bottom w:val="single" w:color="8EA9DB" w:sz="4"/>
+              <w:right w:val="single" w:color="8EA9DB" w:sz="4"/>
+            </w:tcBorders>
+            <w:tcMar>
+              <w:top w:type="dxa" w:w="60"/>
+              <w:left w:type="dxa" w:w="100"/>
+              <w:bottom w:type="dxa" w:w="60"/>
+              <w:right w:type="dxa" w:w="100"/>
+            </w:tcMar>
+          </w:tcPr>
+          <w:p>
+            <w:pPr>
+              <w:bidi/>
+              <w:spacing w:after="0" w:line="276"/>
+              <w:jc w:val="right"/>
+            </w:pPr>
+            <w:r>
+              <w:rPr>
+                <w:rFonts w:ascii="Sakkal Majalla" w:cs="Sakkal Majalla" w:eastAsia="Sakkal Majalla" w:hAnsi="Sakkal Majalla"/>
+                <w:b w:val="false"/>
+                <w:sz w:val="24"/>
+                <w:szCs w:val="24"/>
+                <w:rtl/>
+              </w:rPr>
+              <w:t xml:space="preserve">اعتدت بالعقد ضمناً دون تأصيل</w:t>
+            </w:r>
+          </w:p>
+        </w:tc>
+        <w:tc>
+          <w:tcPr>
+            <w:tcW w:type="dxa" w:w="1800"/>
+            <w:tcBorders>
+              <w:top w:val="single" w:color="8EA9DB" w:sz="4"/>
+              <w:left w:val="single" w:color="8EA9DB" w:sz="4"/>
+              <w:bottom w:val="single" w:color="8EA9DB" w:sz="4"/>
+              <w:right w:val="single" w:color="8EA9DB" w:sz="4"/>
+            </w:tcBorders>
+            <w:shd w:fill="F2F6FC" w:color="auto" w:val="clear"/>
+            <w:tcMar>
+              <w:top w:type="dxa" w:w="60"/>
+              <w:left w:type="dxa" w:w="100"/>
+              <w:bottom w:type="dxa" w:w="60"/>
+              <w:right w:type="dxa" w:w="100"/>
+            </w:tcMar>
+          </w:tcPr>
+          <w:p>
+            <w:pPr>
+              <w:bidi/>
+              <w:spacing w:after="0" w:line="276"/>
+              <w:jc w:val="right"/>
+            </w:pPr>
+            <w:r>
+              <w:rPr>
+                <w:rFonts w:ascii="Sakkal Majalla" w:cs="Sakkal Majalla" w:eastAsia="Sakkal Majalla" w:hAnsi="Sakkal Majalla"/>
+                <w:b/>
+                <w:bCs/>
+                <w:sz w:val="24"/>
+                <w:szCs w:val="24"/>
+                <w:rtl/>
+              </w:rPr>
+              <w:t xml:space="preserve">موقف المحكمة من الدليل</w:t>
+            </w:r>
+          </w:p>
+        </w:tc>
+      </w:tr>
+      <w:tr>
+        <w:trPr>
+          <w:cantSplit/>
+          <w:tblHeader w:val="off"/>
+        </w:trPr>
+        <w:tc>
+          <w:tcPr>
+            <w:tcW w:type="dxa" w:w="2600"/>
+            <w:tcBorders>
+              <w:top w:val="single" w:color="8EA9DB" w:sz="4"/>
+              <w:left w:val="single" w:color="8EA9DB" w:sz="4"/>
+              <w:bottom w:val="single" w:color="8EA9DB" w:sz="4"/>
+              <w:right w:val="single" w:color="8EA9DB" w:sz="4"/>
+            </w:tcBorders>
+            <w:tcMar>
+              <w:top w:type="dxa" w:w="60"/>
+              <w:left w:type="dxa" w:w="100"/>
+              <w:bottom w:type="dxa" w:w="60"/>
+              <w:right w:type="dxa" w:w="100"/>
+            </w:tcMar>
+          </w:tcPr>
+          <w:p>
+            <w:pPr>
+              <w:bidi/>
+              <w:spacing w:after="0" w:line="276"/>
+              <w:jc w:val="right"/>
+            </w:pPr>
+            <w:r>
+              <w:rPr>
+                <w:rFonts w:ascii="Sakkal Majalla" w:cs="Sakkal Majalla" w:eastAsia="Sakkal Majalla" w:hAnsi="Sakkal Majalla"/>
+                <w:b w:val="false"/>
+                <w:sz w:val="24"/>
+                <w:szCs w:val="24"/>
+                <w:rtl/>
+              </w:rPr>
+              <w:t xml:space="preserve">أحكام الإيجاب والقبول والتعبير عن الإرادة بالكتابة</w:t>
+            </w:r>
+          </w:p>
+        </w:tc>
+        <w:tc>
+          <w:tcPr>
+            <w:tcW w:type="dxa" w:w="2600"/>
+            <w:tcBorders>
+              <w:top w:val="single" w:color="8EA9DB" w:sz="4"/>
+              <w:left w:val="single" w:color="8EA9DB" w:sz="4"/>
+              <w:bottom w:val="single" w:color="8EA9DB" w:sz="4"/>
+              <w:right w:val="single" w:color="8EA9DB" w:sz="4"/>
+            </w:tcBorders>
+            <w:tcMar>
+              <w:top w:type="dxa" w:w="60"/>
+              <w:left w:type="dxa" w:w="100"/>
+              <w:bottom w:type="dxa" w:w="60"/>
+              <w:right w:type="dxa" w:w="100"/>
+            </w:tcMar>
+          </w:tcPr>
+          <w:p>
+            <w:pPr>
+              <w:bidi/>
+              <w:spacing w:after="0" w:line="276"/>
+              <w:jc w:val="right"/>
+            </w:pPr>
+            <w:r>
+              <w:rPr>
+                <w:rFonts w:ascii="Sakkal Majalla" w:cs="Sakkal Majalla" w:eastAsia="Sakkal Majalla" w:hAnsi="Sakkal Majalla"/>
+                <w:b w:val="false"/>
+                <w:sz w:val="24"/>
+                <w:szCs w:val="24"/>
+                <w:rtl/>
+              </w:rPr>
+              <w:t xml:space="preserve">المادة 3 من القانون 1 لسنة 2006، والمادة 34/2 معاملات تجارية، والمادة 28/1 إثبات</w:t>
+            </w:r>
+          </w:p>
+        </w:tc>
+        <w:tc>
+          <w:tcPr>
+            <w:tcW w:type="dxa" w:w="2600"/>
             <w:tcBorders>
               <w:top w:val="single" w:color="8EA9DB" w:sz="4"/>
               <w:left w:val="single" w:color="8EA9DB" w:sz="4"/>
@@ -2879,7 +2861,7 @@
         </w:tc>
         <w:tc>
           <w:tcPr>
-            <w:tcW w:type="dxa" w:w="1900"/>
+            <w:tcW w:type="dxa" w:w="1800"/>
             <w:tcBorders>
               <w:top w:val="single" w:color="8EA9DB" w:sz="4"/>
               <w:left w:val="single" w:color="8EA9DB" w:sz="4"/>
@@ -2949,7 +2931,7 @@
                 <w:szCs w:val="24"/>
                 <w:rtl/>
               </w:rPr>
-              <w:t xml:space="preserve">فسخ ورد المقدم، ورفض التعويض لعدم إثبات الضرر</w:t>
+              <w:t xml:space="preserve">إلزام البائع بالتسليم ونقل الملكية</w:t>
             </w:r>
           </w:p>
         </w:tc>
@@ -2983,13 +2965,13 @@
                 <w:szCs w:val="24"/>
                 <w:rtl/>
               </w:rPr>
-              <w:t xml:space="preserve">إلزام البائع بالتسليم ونقل الملكية</w:t>
+              <w:t xml:space="preserve">رفض طعن المستأجرة، ونقض جزئي وإلزامها بـ 546,086.12 درهماً</w:t>
             </w:r>
           </w:p>
         </w:tc>
         <w:tc>
           <w:tcPr>
-            <w:tcW w:type="dxa" w:w="2500"/>
+            <w:tcW w:type="dxa" w:w="2600"/>
             <w:tcBorders>
               <w:top w:val="single" w:color="8EA9DB" w:sz="4"/>
               <w:left w:val="single" w:color="8EA9DB" w:sz="4"/>
@@ -3023,7 +3005,7 @@
         </w:tc>
         <w:tc>
           <w:tcPr>
-            <w:tcW w:type="dxa" w:w="1900"/>
+            <w:tcW w:type="dxa" w:w="1800"/>
             <w:tcBorders>
               <w:top w:val="single" w:color="8EA9DB" w:sz="4"/>
               <w:left w:val="single" w:color="8EA9DB" w:sz="4"/>
@@ -3131,16 +3113,16 @@
           <w:szCs w:val="28"/>
           <w:rtl/>
         </w:rPr>
-        <w:t xml:space="preserve">الاعتراف بالتعاقد عبر تطبيقات المحادثة: </w:t>
-      </w:r>
-      <w:r>
-        <w:rPr>
-          <w:rFonts w:ascii="Sakkal Majalla" w:cs="Sakkal Majalla" w:eastAsia="Sakkal Majalla" w:hAnsi="Sakkal Majalla"/>
-          <w:sz w:val="28"/>
-          <w:szCs w:val="28"/>
-          <w:rtl/>
-        </w:rPr>
-        <w:t xml:space="preserve">تتفق الأحكام الثلاثة على أن العقد ينعقد صحيحاً بالمراسلات عبر واتساب، دون اشتراط محرر ورقي موقع.</w:t>
+        <w:t xml:space="preserve">الاعتداد بالوسائل الإلكترونية: </w:t>
+      </w:r>
+      <w:r>
+        <w:rPr>
+          <w:rFonts w:ascii="Sakkal Majalla" w:cs="Sakkal Majalla" w:eastAsia="Sakkal Majalla" w:hAnsi="Sakkal Majalla"/>
+          <w:sz w:val="28"/>
+          <w:szCs w:val="28"/>
+          <w:rtl/>
+        </w:rPr>
+        <w:t xml:space="preserve">تتفق الأحكام الثلاثة على أن المراسلات الإلكترونية، ومنها رسائل واتساب، تصلح أساساً للتعاقد ودليلاً في الإثبات، دون اشتراط محرر ورقي موقع.</w:t>
       </w:r>
     </w:p>
     <w:p>
@@ -3172,7 +3154,7 @@
           <w:szCs w:val="28"/>
           <w:rtl/>
         </w:rPr>
-        <w:t xml:space="preserve">تتفق الأحكام على أن إخلال أحد المتعاقدين بالتزامه دون مبرر يجيز للآخر طلب الفسخ أو التنفيذ، وأن الفسخ يعيد الطرفين إلى الحالة السابقة على التعاقد.</w:t>
+        <w:t xml:space="preserve">تتفق الأحكام على أن العقد شريعة المتعاقدين، وأن الطرف الذي أوفى بالتزامه يحق له مطالبة الطرف المخل بالتنفيذ أو بالرد.</w:t>
       </w:r>
     </w:p>
     <w:p>
@@ -3195,16 +3177,16 @@
           <w:szCs w:val="28"/>
           <w:rtl/>
         </w:rPr>
-        <w:t xml:space="preserve">الاعتداد بوسائل الدفع الإلكترونية: </w:t>
-      </w:r>
-      <w:r>
-        <w:rPr>
-          <w:rFonts w:ascii="Sakkal Majalla" w:cs="Sakkal Majalla" w:eastAsia="Sakkal Majalla" w:hAnsi="Sakkal Majalla"/>
-          <w:sz w:val="28"/>
-          <w:szCs w:val="28"/>
-          <w:rtl/>
-        </w:rPr>
-        <w:t xml:space="preserve">عُدّ التحويل البنكي أو صرف الشيك في كل منها قرينة على انعقاد العقد وتنفيذ المشتري لالتزامه.</w:t>
+        <w:t xml:space="preserve">الاعتداد بوسائل الدفع: </w:t>
+      </w:r>
+      <w:r>
+        <w:rPr>
+          <w:rFonts w:ascii="Sakkal Majalla" w:cs="Sakkal Majalla" w:eastAsia="Sakkal Majalla" w:hAnsi="Sakkal Majalla"/>
+          <w:sz w:val="28"/>
+          <w:szCs w:val="28"/>
+          <w:rtl/>
+        </w:rPr>
+        <w:t xml:space="preserve">عُدّ التحويل البنكي أو صرف الشيك في كل منها قرينة على انعقاد العقد وتنفيذ أحد طرفيه لالتزامه.</w:t>
       </w:r>
     </w:p>
     <w:p>
@@ -3245,16 +3227,16 @@
           <w:szCs w:val="28"/>
           <w:rtl/>
         </w:rPr>
-        <w:t xml:space="preserve">درجة التأصيل: </w:t>
-      </w:r>
-      <w:r>
-        <w:rPr>
-          <w:rFonts w:ascii="Sakkal Majalla" w:cs="Sakkal Majalla" w:eastAsia="Sakkal Majalla" w:hAnsi="Sakkal Majalla"/>
-          <w:sz w:val="28"/>
-          <w:szCs w:val="28"/>
-          <w:rtl/>
-        </w:rPr>
-        <w:t xml:space="preserve">حكم المركبة كان أكثر وضوحاً، إذ قرر صراحة أن التعبير عن الإرادة يكون بالكتابة كما يكون باللفظ، وكيّف رسالة البائع بأنها قبول. أما الحكم محل التعليق فلم يتعرض لوسيلة التعاقد إطلاقاً.</w:t>
+        <w:t xml:space="preserve">الإفصاح عن الأساس التشريعي: </w:t>
+      </w:r>
+      <w:r>
+        <w:rPr>
+          <w:rFonts w:ascii="Sakkal Majalla" w:cs="Sakkal Majalla" w:eastAsia="Sakkal Majalla" w:hAnsi="Sakkal Majalla"/>
+          <w:sz w:val="28"/>
+          <w:szCs w:val="28"/>
+          <w:rtl/>
+        </w:rPr>
+        <w:t xml:space="preserve">استندت محكمة التمييز صراحة إلى تشريع المعاملات الإلكترونية وإلى نص خاص بالدفاتر المحوسبة، واستند حكم المركبة صراحة إلى قواعد الإيجاب والقبول بالكتابة. أما الحكم محل التعليق فلم يتعرض لوسيلة التعاقد إطلاقاً.</w:t>
       </w:r>
     </w:p>
     <w:p>
@@ -3277,16 +3259,16 @@
           <w:szCs w:val="28"/>
           <w:rtl/>
         </w:rPr>
-        <w:t xml:space="preserve">التحقق الفني: </w:t>
-      </w:r>
-      <w:r>
-        <w:rPr>
-          <w:rFonts w:ascii="Sakkal Majalla" w:cs="Sakkal Majalla" w:eastAsia="Sakkal Majalla" w:hAnsi="Sakkal Majalla"/>
-          <w:sz w:val="28"/>
-          <w:szCs w:val="28"/>
-          <w:rtl/>
-        </w:rPr>
-        <w:t xml:space="preserve">لجأت المحكمة في حكم المركبة إلى خبير تقنية معلومات لأن الانعقاد كان محل منازعة. بينما لم تحتج المحكمة في الحكم محل التعليق إلى ذلك، لأن المدعى عليه لم ينكر المراسلات، بل استدل بها.</w:t>
+        <w:t xml:space="preserve">صفة الأطراف وأثرها: </w:t>
+      </w:r>
+      <w:r>
+        <w:rPr>
+          <w:rFonts w:ascii="Sakkal Majalla" w:cs="Sakkal Majalla" w:eastAsia="Sakkal Majalla" w:hAnsi="Sakkal Majalla"/>
+          <w:sz w:val="28"/>
+          <w:szCs w:val="28"/>
+          <w:rtl/>
+        </w:rPr>
+        <w:t xml:space="preserve">قصرت محكمة التمييز حجية الدفاتر المحوسبة على النزاع بين تاجرين. وهذا القيد يكشف أهمية صفة الأطراف في تقدير الدليل الإلكتروني: فلو احتج المزوّد بسجلاته على المستهلك لما جاز أن تكون حجة عليه بالقدر ذاته. وكان هذا سبباً إضافياً لأن يحدد الحكم محل التعليق صفة طرفيه بوصفهما مستهلكاً ومزوّداً.</w:t>
       </w:r>
     </w:p>
     <w:p>
@@ -3309,16 +3291,16 @@
           <w:szCs w:val="28"/>
           <w:rtl/>
         </w:rPr>
-        <w:t xml:space="preserve">الاستناد إلى قانون الإثبات الجديد: </w:t>
-      </w:r>
-      <w:r>
-        <w:rPr>
-          <w:rFonts w:ascii="Sakkal Majalla" w:cs="Sakkal Majalla" w:eastAsia="Sakkal Majalla" w:hAnsi="Sakkal Majalla"/>
-          <w:sz w:val="28"/>
-          <w:szCs w:val="28"/>
-          <w:rtl/>
-        </w:rPr>
-        <w:t xml:space="preserve">استند حكم العين صراحة إلى المادة 1 من قانون الإثبات رقم 35 لسنة 2022 في توزيع عبء الإثبات، بينما خلت أسباب الحكم محل التعليق من أي إشارة إلى هذا القانون، رغم نفاذه وقت قيد الدعوى.</w:t>
+        <w:t xml:space="preserve">التحقق الفني: </w:t>
+      </w:r>
+      <w:r>
+        <w:rPr>
+          <w:rFonts w:ascii="Sakkal Majalla" w:cs="Sakkal Majalla" w:eastAsia="Sakkal Majalla" w:hAnsi="Sakkal Majalla"/>
+          <w:sz w:val="28"/>
+          <w:szCs w:val="28"/>
+          <w:rtl/>
+        </w:rPr>
+        <w:t xml:space="preserve">لجأت المحكمة في حكم المركبة إلى خبير تقنية معلومات لأن صحة الرسائل كانت محل منازعة. ولم تحتج المحكمة في الحكم محل التعليق إلى ذلك، لأن المدعى عليه لم ينكر المراسلات، بل استدل هو نفسه برسالة واتساب.</w:t>
       </w:r>
     </w:p>
     <w:p>
@@ -3352,7 +3334,7 @@
           <w:szCs w:val="28"/>
           <w:rtl/>
         </w:rPr>
-        <w:t xml:space="preserve">لا يعكس هذا الاختلاف تبايناً في المبادئ، بل يعكس اختلاف ما طُرح على كل محكمة. فحيث نوزع في انعقاد العقد أو في صحة الرسائل، تصدّت المحكمة لمسألة الدليل الإلكتروني وأصّلتها. وحيث لم ينازع فيها أحد، اكتفت المحكمة بالقواعد العامة. غير أن حكماً يتعلق بمستهلك ومزوّد كان أولى بأن يشير إلى قانون حماية المستهلك، لأن على المحكمة أن تعطي الدعوى وصفها الحق وتطبق عليها القانون الصحيح من تلقاء نفسها.</w:t>
+        <w:t xml:space="preserve">لا يعكس هذا الاختلاف تبايناً في المبادئ، بل يعكس اختلاف ما طُرح على كل محكمة. فحيث نوزع في الدليل الإلكتروني تصدّت المحكمة له وأصّلته، وحيث لم ينازع فيه أحد اكتفت المحكمة بالقواعد العامة. ويُلاحظ أن محكمة التمييز نفسها استندت إلى القانون الاتحادي رقم 1 لسنة 2006 رغم إلغائه بالمرسوم بقانون رقم 46 لسنة 2021 اعتباراً من 2 يناير 2022، وهو ما يدل على أن تطبيق التشريع الإلكتروني الجديد لم يستقر بعد في الأحكام. غير أن حكماً يتعلق بمستهلك ومزوّد كان أولى بأن يشير إلى قانون حماية المستهلك، لأن على المحكمة أن تعطي الدعوى وصفها الحق وتطبق عليها القانون الصحيح من تلقاء نفسها.</w:t>
       </w:r>
     </w:p>
     <w:p>
@@ -3386,7 +3368,7 @@
           <w:szCs w:val="28"/>
           <w:rtl/>
         </w:rPr>
-        <w:t xml:space="preserve">الحكم محل التعليق متسق مع اتجاه القضاء الإماراتي في الاعتداد بالتعاقد عبر تطبيقات المحادثة، وفي ترتيب الفسخ ورد المقدم عند إخلال الطرف الآخر. لكنه أقل منه تأصيلاً، إذ وصل إلى النتيجة الصحيحة بطريق القواعد العامة وحدها، دون أن يضيف مبدأً خاصاً بالتعاقد الإلكتروني أو بحماية المستهلك.</w:t>
+        <w:t xml:space="preserve">الحكم محل التعليق متسق مع اتجاه القضاء الإماراتي في الاعتداد بالتعاقد والإثبات عبر الوسائل الإلكترونية، وفي ترتيب الفسخ ورد المقدم عند إخلال الطرف الآخر. لكنه أقل تأصيلاً من الحكمين المقارنين، إذ وصل إلى النتيجة الصحيحة بطريق القواعد العامة وحدها، دون أن يضيف مبدأً خاصاً بالتعاقد الإلكتروني أو بحماية المستهلك.</w:t>
       </w:r>
     </w:p>
     <w:p>
@@ -3635,7 +3617,7 @@
           <w:szCs w:val="28"/>
           <w:rtl/>
         </w:rPr>
-        <w:t xml:space="preserve">لم يُشر الحكم إلى المرسوم بقانون 46 لسنة 2021 ولا إلى المواد 53 إلى 55 من قانون الإثبات، رغم أن العقد ومستندات الإثبات الرئيسية إلكترونية.</w:t>
+        <w:t xml:space="preserve">لم يُشر الحكم إلى المادتين 5/1 و10/1 من المرسوم بقانون 46 لسنة 2021، ولا إلى المواد 53 إلى 55 من قانون الإثبات، رغم أن العقد ومستندات الإثبات الرئيسية إلكترونية.</w:t>
       </w:r>
     </w:p>
     <w:p>
@@ -3942,7 +3924,7 @@
           <w:szCs w:val="28"/>
           <w:rtl/>
         </w:rPr>
-        <w:t xml:space="preserve">المرسوم بقانون اتحادي رقم 46 لسنة 2021 بشأن المعاملات الإلكترونية وخدمات الثقة.</w:t>
+        <w:t xml:space="preserve">المرسوم بقانون اتحادي رقم 46 لسنة 2021 بشأن المعاملات الإلكترونية وخدمات الثقة، المادتان 5/1 و10/1.</w:t>
       </w:r>
     </w:p>
     <w:p>
@@ -4005,7 +3987,7 @@
           <w:szCs w:val="28"/>
           <w:rtl/>
         </w:rPr>
-        <w:t xml:space="preserve">صحيفة الإمارات اليوم، "إلزام بائع بردّ 10 آلاف درهم لمشترٍ تعرض للتغرير في «حالة المركبة»"، 11 أغسطس 2026: https://www.emaratalyoum.com/local-section/accidents/2026-08-11-1.2072990</w:t>
+        <w:t xml:space="preserve">حكم محكمة التمييز بدبي في الطعنين رقمي 227 و246 لسنة 2025 تجاري، جلسة 1 مايو 2025، منشور على: https://ahmedazimelgamel.blogspot.com/2025/08/227-2025-1-5-2025.html</w:t>
       </w:r>
     </w:p>
     <w:sectPr>
